--- a/swh/docx/16.content.docx
+++ b/swh/docx/16.content.docx
@@ -19,7 +19,7 @@
         <w:rPr>
           <w:lang w:val="sw_KE" w:bidi="sw_KE"/>
         </w:rPr>
-        <w:t>Resource: Maelezo ya Masomo - Machapisho ya Vitabu (Tyndale)</w:t>
+        <w:t>Resource: Tyndale Open Study Notes</w:t>
       </w:r>
       <w:r>
         <w:rPr>
@@ -112,7 +112,7 @@
         <w:rPr>
           <w:lang w:val="sw_KE" w:bidi="sw_KE"/>
         </w:rPr>
-        <w:t>Maelezo ya Masomo - Machapisho ya Vitabu (Tyndale)</w:t>
+        <w:t>Tyndale Open Study Notes</w:t>
       </w:r>
     </w:p>
     <w:p>

--- a/swh/docx/16.content.docx
+++ b/swh/docx/16.content.docx
@@ -19,7 +19,7 @@
         <w:rPr>
           <w:lang w:val="sw_KE" w:bidi="sw_KE"/>
         </w:rPr>
-        <w:t>Resource: Tyndale Open Study Notes</w:t>
+        <w:t>Resource: Aquifer Open Study Notes (Book Intros)</w:t>
       </w:r>
       <w:r>
         <w:rPr>
@@ -112,7 +112,7 @@
         <w:rPr>
           <w:lang w:val="sw_KE" w:bidi="sw_KE"/>
         </w:rPr>
-        <w:t>Tyndale Open Study Notes</w:t>
+        <w:t>Aquifer Open Study Notes (Book Intros)</w:t>
       </w:r>
     </w:p>
     <w:p>

--- a/swh/docx/16.content.docx
+++ b/swh/docx/16.content.docx
@@ -258,36 +258,24 @@
         </w:rPr>
         <w:t>Baada ya Wayahudi kutumia miongo kadhaa uhamishoni huko Babeli, Mungu alisababisha mfalme wa Uajemi, Koreshi, kutoa amri mwaka wa 538 Kabla Kristo (KK) kwamba wangeweza kurudi katika nchi yao ili kujenga upya hekalu lao takatifu (</w:t>
       </w:r>
-      <w:hyperlink r:id="rId13">
-        <w:r>
-          <w:rPr>
-            <w:lang w:val="sw_KE" w:bidi="sw_KE"/>
-          </w:rPr>
-          <w:rPr>
-            <w:color w:val="0000EE"/>
-            <w:u w:val="single"/>
-          </w:rPr>
-          <w:t>Ezra 1:2–4</w:t>
-        </w:r>
-      </w:hyperlink>
+      <w:r>
+        <w:rPr>
+          <w:lang w:val="sw_KE" w:bidi="sw_KE"/>
+        </w:rPr>
+        <w:t>Ezra 1:2–4</w:t>
+      </w:r>
       <w:r>
         <w:rPr>
           <w:lang w:val="sw_KE" w:bidi="sw_KE"/>
         </w:rPr>
         <w:t>). Takriban watu elfu hamsini walirudi Yerusalemu wakati huo. Walipofika, walijenga madhabahu na kumwabudu Mungu kwa furaha (</w:t>
       </w:r>
-      <w:hyperlink r:id="rId14">
-        <w:r>
-          <w:rPr>
-            <w:lang w:val="sw_KE" w:bidi="sw_KE"/>
-          </w:rPr>
-          <w:rPr>
-            <w:color w:val="0000EE"/>
-            <w:u w:val="single"/>
-          </w:rPr>
-          <w:t>Ezra 3:1–13</w:t>
-        </w:r>
-      </w:hyperlink>
+      <w:r>
+        <w:rPr>
+          <w:lang w:val="sw_KE" w:bidi="sw_KE"/>
+        </w:rPr>
+        <w:t>Ezra 3:1–13</w:t>
+      </w:r>
       <w:r>
         <w:rPr>
           <w:lang w:val="sw_KE" w:bidi="sw_KE"/>
@@ -308,54 +296,36 @@
         </w:rPr>
         <w:t>Walipoanza kujenga upya sehemu nyingine ya hekalu, Wayahudi walitishiwa na watu wa eneo hilo ambao walikuwa wakiishi hapo. Wapinzani hawa waligeuza mamlaka ya Kiajemi dhidi ya Wayahudi (</w:t>
       </w:r>
-      <w:hyperlink r:id="rId15">
-        <w:r>
-          <w:rPr>
-            <w:lang w:val="sw_KE" w:bidi="sw_KE"/>
-          </w:rPr>
-          <w:rPr>
-            <w:color w:val="0000EE"/>
-            <w:u w:val="single"/>
-          </w:rPr>
-          <w:t>Ezra 4:1–5</w:t>
-        </w:r>
-      </w:hyperlink>
+      <w:r>
+        <w:rPr>
+          <w:lang w:val="sw_KE" w:bidi="sw_KE"/>
+        </w:rPr>
+        <w:t>Ezra 4:1–5</w:t>
+      </w:r>
       <w:r>
         <w:rPr>
           <w:lang w:val="sw_KE" w:bidi="sw_KE"/>
         </w:rPr>
         <w:t>). Baada ya miaka kumi na tano ya kukatishwa tamaa, kazi ya kujenga hekalu ilianza tena wakati wa utawala wa Dario I (521–486 KK), hasa kupitia himizo la kinabii la Hagai na Zekaria (</w:t>
       </w:r>
-      <w:hyperlink r:id="rId16">
-        <w:r>
-          <w:rPr>
-            <w:lang w:val="sw_KE" w:bidi="sw_KE"/>
-          </w:rPr>
-          <w:rPr>
-            <w:color w:val="0000EE"/>
-            <w:u w:val="single"/>
-          </w:rPr>
-          <w:t>Ezra 5:1–5</w:t>
-        </w:r>
-      </w:hyperlink>
+      <w:r>
+        <w:rPr>
+          <w:lang w:val="sw_KE" w:bidi="sw_KE"/>
+        </w:rPr>
+        <w:t>Ezra 5:1–5</w:t>
+      </w:r>
       <w:r>
         <w:rPr>
           <w:lang w:val="sw_KE" w:bidi="sw_KE"/>
         </w:rPr>
         <w:t>). Wakati huu, Waajemi waliunga mkono kikamilifu ujenzi wa hekalu (</w:t>
       </w:r>
-      <w:hyperlink r:id="rId17">
-        <w:r>
-          <w:rPr>
-            <w:lang w:val="sw_KE" w:bidi="sw_KE"/>
-          </w:rPr>
-          <w:rPr>
-            <w:color w:val="0000EE"/>
-            <w:u w:val="single"/>
-          </w:rPr>
-          <w:t>Ezra 6:1–12</w:t>
-        </w:r>
-      </w:hyperlink>
+      <w:r>
+        <w:rPr>
+          <w:lang w:val="sw_KE" w:bidi="sw_KE"/>
+        </w:rPr>
+        <w:t>Ezra 6:1–12</w:t>
+      </w:r>
       <w:r>
         <w:rPr>
           <w:lang w:val="sw_KE" w:bidi="sw_KE"/>
@@ -376,36 +346,24 @@
         </w:rPr>
         <w:t>Karibu miaka sitini baadaye, mnamo mwaka 458 KK, Ezra mwandishi alileta kundi la maelfu kadhaa zaidi ya Wayahudi kwenda Yerusalemu (</w:t>
       </w:r>
-      <w:hyperlink r:id="rId18">
-        <w:r>
-          <w:rPr>
-            <w:lang w:val="sw_KE" w:bidi="sw_KE"/>
-          </w:rPr>
-          <w:rPr>
-            <w:color w:val="0000EE"/>
-            <w:u w:val="single"/>
-          </w:rPr>
-          <w:t>Ezra 7:1–8:36</w:t>
-        </w:r>
-      </w:hyperlink>
+      <w:r>
+        <w:rPr>
+          <w:lang w:val="sw_KE" w:bidi="sw_KE"/>
+        </w:rPr>
+        <w:t>Ezra 7:1–8:36</w:t>
+      </w:r>
       <w:r>
         <w:rPr>
           <w:lang w:val="sw_KE" w:bidi="sw_KE"/>
         </w:rPr>
         <w:t>). Haikuchukua muda mrefu kabla ya kugundua kuwa baadhi ya viongozi na makuhani walikuwa wameoa wake ambao hawakuabudu Mungu wa Israeli. Ezra aliona hili kama tishio kwa umoja na usafi wa taifa, na alijua kuwa hatimaye lingesababisha Mungu kuwaadhibu watu kwa uhamisho mwingine kutoka katika nchi (</w:t>
       </w:r>
-      <w:hyperlink r:id="rId19">
-        <w:r>
-          <w:rPr>
-            <w:lang w:val="sw_KE" w:bidi="sw_KE"/>
-          </w:rPr>
-          <w:rPr>
-            <w:color w:val="0000EE"/>
-            <w:u w:val="single"/>
-          </w:rPr>
-          <w:t>Ezra 9:1–15</w:t>
-        </w:r>
-      </w:hyperlink>
+      <w:r>
+        <w:rPr>
+          <w:lang w:val="sw_KE" w:bidi="sw_KE"/>
+        </w:rPr>
+        <w:t>Ezra 9:1–15</w:t>
+      </w:r>
       <w:r>
         <w:rPr>
           <w:lang w:val="sw_KE" w:bidi="sw_KE"/>
@@ -451,36 +409,24 @@
         </w:rPr>
         <w:t>Kitabu cha Nehemia kinafuatilia matukio kuanzia karibu mwaka wa 445 KK, mwaka wa ishirini wa Artashasta I (</w:t>
       </w:r>
-      <w:hyperlink r:id="rId20">
-        <w:r>
-          <w:rPr>
-            <w:lang w:val="sw_KE" w:bidi="sw_KE"/>
-          </w:rPr>
-          <w:rPr>
-            <w:color w:val="0000EE"/>
-            <w:u w:val="single"/>
-          </w:rPr>
-          <w:t>2:1</w:t>
-        </w:r>
-      </w:hyperlink>
+      <w:r>
+        <w:rPr>
+          <w:lang w:val="sw_KE" w:bidi="sw_KE"/>
+        </w:rPr>
+        <w:t>2:1</w:t>
+      </w:r>
       <w:r>
         <w:rPr>
           <w:lang w:val="sw_KE" w:bidi="sw_KE"/>
         </w:rPr>
         <w:t>), hadi baada ya 432 KK, mwaka wa thelathini na mbili wa Artashasta (</w:t>
       </w:r>
-      <w:hyperlink r:id="rId21">
-        <w:r>
-          <w:rPr>
-            <w:lang w:val="sw_KE" w:bidi="sw_KE"/>
-          </w:rPr>
-          <w:rPr>
-            <w:color w:val="0000EE"/>
-            <w:u w:val="single"/>
-          </w:rPr>
-          <w:t>13:6–7</w:t>
-        </w:r>
-      </w:hyperlink>
+      <w:r>
+        <w:rPr>
+          <w:lang w:val="sw_KE" w:bidi="sw_KE"/>
+        </w:rPr>
+        <w:t>13:6–7</w:t>
+      </w:r>
       <w:r>
         <w:rPr>
           <w:lang w:val="sw_KE" w:bidi="sw_KE"/>
@@ -501,144 +447,96 @@
         </w:rPr>
         <w:t>Nehemia alikuwa mnyweshaji wa mfalme Artashasta wa Uajemi (</w:t>
       </w:r>
-      <w:hyperlink r:id="rId22">
-        <w:r>
-          <w:rPr>
-            <w:lang w:val="sw_KE" w:bidi="sw_KE"/>
-          </w:rPr>
-          <w:rPr>
-            <w:color w:val="0000EE"/>
-            <w:u w:val="single"/>
-          </w:rPr>
-          <w:t>1:11</w:t>
-        </w:r>
-      </w:hyperlink>
+      <w:r>
+        <w:rPr>
+          <w:lang w:val="sw_KE" w:bidi="sw_KE"/>
+        </w:rPr>
+        <w:t>1:11</w:t>
+      </w:r>
       <w:r>
         <w:rPr>
           <w:lang w:val="sw_KE" w:bidi="sw_KE"/>
         </w:rPr>
         <w:t>). Aliposikia kuhusu hali mbaya ya Yerusalemu (</w:t>
       </w:r>
-      <w:hyperlink r:id="rId23">
-        <w:r>
-          <w:rPr>
-            <w:lang w:val="sw_KE" w:bidi="sw_KE"/>
-          </w:rPr>
-          <w:rPr>
-            <w:color w:val="0000EE"/>
-            <w:u w:val="single"/>
-          </w:rPr>
-          <w:t>1:1–3</w:t>
-        </w:r>
-      </w:hyperlink>
+      <w:r>
+        <w:rPr>
+          <w:lang w:val="sw_KE" w:bidi="sw_KE"/>
+        </w:rPr>
+        <w:t>1:1–3</w:t>
+      </w:r>
       <w:r>
         <w:rPr>
           <w:lang w:val="sw_KE" w:bidi="sw_KE"/>
         </w:rPr>
         <w:t xml:space="preserve">), aliomba kwa bidii msaada wa Mungu. Mungu alijibu kupitia Artashasta, ambaye alimtuma Nehemia kwenda Yuda kujenga upya kuta za Yerusalemu (sura </w:t>
       </w:r>
-      <w:hyperlink r:id="rId24">
-        <w:r>
-          <w:rPr>
-            <w:lang w:val="sw_KE" w:bidi="sw_KE"/>
-          </w:rPr>
-          <w:rPr>
-            <w:color w:val="0000EE"/>
-            <w:u w:val="single"/>
-          </w:rPr>
-          <w:t>3</w:t>
-        </w:r>
-      </w:hyperlink>
+      <w:r>
+        <w:rPr>
+          <w:lang w:val="sw_KE" w:bidi="sw_KE"/>
+        </w:rPr>
+        <w:t>3</w:t>
+      </w:r>
       <w:r>
         <w:rPr>
           <w:lang w:val="sw_KE" w:bidi="sw_KE"/>
         </w:rPr>
         <w:t>). Nehemia aliandaa na kuwahamasisha watu, akiwaongoza kwa ujasiri na uadilifu wakati wa upinzani kutoka kwa maadui wa nje (</w:t>
       </w:r>
-      <w:hyperlink r:id="rId25">
-        <w:r>
-          <w:rPr>
-            <w:lang w:val="sw_KE" w:bidi="sw_KE"/>
-          </w:rPr>
-          <w:rPr>
-            <w:color w:val="0000EE"/>
-            <w:u w:val="single"/>
-          </w:rPr>
-          <w:t>4:1–23</w:t>
-        </w:r>
-      </w:hyperlink>
+      <w:r>
+        <w:rPr>
+          <w:lang w:val="sw_KE" w:bidi="sw_KE"/>
+        </w:rPr>
+        <w:t>4:1–23</w:t>
+      </w:r>
       <w:r>
         <w:rPr>
           <w:lang w:val="sw_KE" w:bidi="sw_KE"/>
         </w:rPr>
         <w:t xml:space="preserve">; </w:t>
       </w:r>
-      <w:hyperlink r:id="rId26">
-        <w:r>
-          <w:rPr>
-            <w:lang w:val="sw_KE" w:bidi="sw_KE"/>
-          </w:rPr>
-          <w:rPr>
-            <w:color w:val="0000EE"/>
-            <w:u w:val="single"/>
-          </w:rPr>
-          <w:t>6:1–14</w:t>
-        </w:r>
-      </w:hyperlink>
+      <w:r>
+        <w:rPr>
+          <w:lang w:val="sw_KE" w:bidi="sw_KE"/>
+        </w:rPr>
+        <w:t>6:1–14</w:t>
+      </w:r>
       <w:r>
         <w:rPr>
           <w:lang w:val="sw_KE" w:bidi="sw_KE"/>
         </w:rPr>
         <w:t xml:space="preserve">) na migogoro ndani ya jamii (sura </w:t>
       </w:r>
-      <w:hyperlink r:id="rId27">
-        <w:r>
-          <w:rPr>
-            <w:lang w:val="sw_KE" w:bidi="sw_KE"/>
-          </w:rPr>
-          <w:rPr>
-            <w:color w:val="0000EE"/>
-            <w:u w:val="single"/>
-          </w:rPr>
-          <w:t>5</w:t>
-        </w:r>
-      </w:hyperlink>
+      <w:r>
+        <w:rPr>
+          <w:lang w:val="sw_KE" w:bidi="sw_KE"/>
+        </w:rPr>
+        <w:t>5</w:t>
+      </w:r>
       <w:r>
         <w:rPr>
           <w:lang w:val="sw_KE" w:bidi="sw_KE"/>
         </w:rPr>
         <w:t>). Licha ya upinzani mkali (</w:t>
       </w:r>
-      <w:hyperlink r:id="rId28">
-        <w:r>
-          <w:rPr>
-            <w:lang w:val="sw_KE" w:bidi="sw_KE"/>
-          </w:rPr>
-          <w:rPr>
-            <w:color w:val="0000EE"/>
-            <w:u w:val="single"/>
-          </w:rPr>
-          <w:t>6:1–4</w:t>
-        </w:r>
-      </w:hyperlink>
+      <w:r>
+        <w:rPr>
+          <w:lang w:val="sw_KE" w:bidi="sw_KE"/>
+        </w:rPr>
+        <w:t>6:1–4</w:t>
+      </w:r>
       <w:r>
         <w:rPr>
           <w:lang w:val="sw_KE" w:bidi="sw_KE"/>
         </w:rPr>
         <w:t>), chini ya uongozi wa Nehemia, watu walijenga upya kuta za Yerusalemu kwa siku hamsini na mbili tu (</w:t>
       </w:r>
-      <w:hyperlink r:id="rId29">
-        <w:r>
-          <w:rPr>
-            <w:lang w:val="sw_KE" w:bidi="sw_KE"/>
-          </w:rPr>
-          <w:rPr>
-            <w:color w:val="0000EE"/>
-            <w:u w:val="single"/>
-          </w:rPr>
-          <w:t>6:15</w:t>
-        </w:r>
-      </w:hyperlink>
+      <w:r>
+        <w:rPr>
+          <w:lang w:val="sw_KE" w:bidi="sw_KE"/>
+        </w:rPr>
+        <w:t>6:15</w:t>
+      </w:r>
       <w:r>
         <w:rPr>
           <w:lang w:val="sw_KE" w:bidi="sw_KE"/>
@@ -659,72 +557,48 @@
         </w:rPr>
         <w:t>Baada ya kukamilika kwa kuta, akaunti inazingatia mageuzi ya kidini yaliyoongozwa na Ezra na Nehemia (</w:t>
       </w:r>
-      <w:hyperlink r:id="rId30">
-        <w:r>
-          <w:rPr>
-            <w:lang w:val="sw_KE" w:bidi="sw_KE"/>
-          </w:rPr>
-          <w:rPr>
-            <w:color w:val="0000EE"/>
-            <w:u w:val="single"/>
-          </w:rPr>
-          <w:t>7:73–10:39</w:t>
-        </w:r>
-      </w:hyperlink>
+      <w:r>
+        <w:rPr>
+          <w:lang w:val="sw_KE" w:bidi="sw_KE"/>
+        </w:rPr>
+        <w:t>7:73–10:39</w:t>
+      </w:r>
       <w:r>
         <w:rPr>
           <w:lang w:val="sw_KE" w:bidi="sw_KE"/>
         </w:rPr>
         <w:t>). Katika Sikukuu ya kila mwaka ya Vibanda, Ezra aliwasomea umati kutoka vitabu vya Mose (</w:t>
       </w:r>
-      <w:hyperlink r:id="rId31">
-        <w:r>
-          <w:rPr>
-            <w:lang w:val="sw_KE" w:bidi="sw_KE"/>
-          </w:rPr>
-          <w:rPr>
-            <w:color w:val="0000EE"/>
-            <w:u w:val="single"/>
-          </w:rPr>
-          <w:t>8:5–8</w:t>
-        </w:r>
-      </w:hyperlink>
+      <w:r>
+        <w:rPr>
+          <w:lang w:val="sw_KE" w:bidi="sw_KE"/>
+        </w:rPr>
+        <w:t>8:5–8</w:t>
+      </w:r>
       <w:r>
         <w:rPr>
           <w:lang w:val="sw_KE" w:bidi="sw_KE"/>
         </w:rPr>
         <w:t>), na kusababisha ufufuo na sala ndefu ya toba (</w:t>
       </w:r>
-      <w:hyperlink r:id="rId32">
-        <w:r>
-          <w:rPr>
-            <w:lang w:val="sw_KE" w:bidi="sw_KE"/>
-          </w:rPr>
-          <w:rPr>
-            <w:color w:val="0000EE"/>
-            <w:u w:val="single"/>
-          </w:rPr>
-          <w:t>9:5–37</w:t>
-        </w:r>
-      </w:hyperlink>
+      <w:r>
+        <w:rPr>
+          <w:lang w:val="sw_KE" w:bidi="sw_KE"/>
+        </w:rPr>
+        <w:t>9:5–37</w:t>
+      </w:r>
       <w:r>
         <w:rPr>
           <w:lang w:val="sw_KE" w:bidi="sw_KE"/>
         </w:rPr>
         <w:t>). Wakati wa ufufuo huu, Waisraeli walijitolea kutooa wageni na kuheshimu sabato (</w:t>
       </w:r>
-      <w:hyperlink r:id="rId33">
-        <w:r>
-          <w:rPr>
-            <w:lang w:val="sw_KE" w:bidi="sw_KE"/>
-          </w:rPr>
-          <w:rPr>
-            <w:color w:val="0000EE"/>
-            <w:u w:val="single"/>
-          </w:rPr>
-          <w:t>10:28–39</w:t>
-        </w:r>
-      </w:hyperlink>
+      <w:r>
+        <w:rPr>
+          <w:lang w:val="sw_KE" w:bidi="sw_KE"/>
+        </w:rPr>
+        <w:t>10:28–39</w:t>
+      </w:r>
       <w:r>
         <w:rPr>
           <w:lang w:val="sw_KE" w:bidi="sw_KE"/>
@@ -745,108 +619,72 @@
         </w:rPr>
         <w:t xml:space="preserve">Sehemu ya mwisho ya kitabu (sura </w:t>
       </w:r>
-      <w:hyperlink r:id="rId34">
-        <w:r>
-          <w:rPr>
-            <w:lang w:val="sw_KE" w:bidi="sw_KE"/>
-          </w:rPr>
-          <w:rPr>
-            <w:color w:val="0000EE"/>
-            <w:u w:val="single"/>
-          </w:rPr>
-          <w:t>11–13</w:t>
-        </w:r>
-      </w:hyperlink>
+      <w:r>
+        <w:rPr>
+          <w:lang w:val="sw_KE" w:bidi="sw_KE"/>
+        </w:rPr>
+        <w:t>11–13</w:t>
+      </w:r>
       <w:r>
         <w:rPr>
           <w:lang w:val="sw_KE" w:bidi="sw_KE"/>
         </w:rPr>
         <w:t>) inaelezea juhudi za kiraia za Nehemia za kuhamasisha watu zaidi kuishi Yerusalemu (</w:t>
       </w:r>
-      <w:hyperlink r:id="rId35">
-        <w:r>
-          <w:rPr>
-            <w:lang w:val="sw_KE" w:bidi="sw_KE"/>
-          </w:rPr>
-          <w:rPr>
-            <w:color w:val="0000EE"/>
-            <w:u w:val="single"/>
-          </w:rPr>
-          <w:t>11</w:t>
-        </w:r>
-      </w:hyperlink>
+      <w:r>
+        <w:rPr>
+          <w:lang w:val="sw_KE" w:bidi="sw_KE"/>
+        </w:rPr>
+        <w:t>11</w:t>
+      </w:r>
       <w:r>
         <w:rPr>
           <w:lang w:val="sw_KE" w:bidi="sw_KE"/>
         </w:rPr>
         <w:t>), kutakasa kuta za Yerusalemu (</w:t>
       </w:r>
-      <w:hyperlink r:id="rId36">
-        <w:r>
-          <w:rPr>
-            <w:lang w:val="sw_KE" w:bidi="sw_KE"/>
-          </w:rPr>
-          <w:rPr>
-            <w:color w:val="0000EE"/>
-            <w:u w:val="single"/>
-          </w:rPr>
-          <w:t>12:27–43</w:t>
-        </w:r>
-      </w:hyperlink>
+      <w:r>
+        <w:rPr>
+          <w:lang w:val="sw_KE" w:bidi="sw_KE"/>
+        </w:rPr>
+        <w:t>12:27–43</w:t>
+      </w:r>
       <w:r>
         <w:rPr>
           <w:lang w:val="sw_KE" w:bidi="sw_KE"/>
         </w:rPr>
         <w:t>), na kupanga walinzi wa milango na wahudumu wa ghala la hekalu (</w:t>
       </w:r>
-      <w:hyperlink r:id="rId37">
-        <w:r>
-          <w:rPr>
-            <w:lang w:val="sw_KE" w:bidi="sw_KE"/>
-          </w:rPr>
-          <w:rPr>
-            <w:color w:val="0000EE"/>
-            <w:u w:val="single"/>
-          </w:rPr>
-          <w:t>12:44–13:5</w:t>
-        </w:r>
-      </w:hyperlink>
+      <w:r>
+        <w:rPr>
+          <w:lang w:val="sw_KE" w:bidi="sw_KE"/>
+        </w:rPr>
+        <w:t>12:44–13:5</w:t>
+      </w:r>
       <w:r>
         <w:rPr>
           <w:lang w:val="sw_KE" w:bidi="sw_KE"/>
         </w:rPr>
         <w:t>). Baada ya kipindi cha kutokuwepo, Nehemia alirudi Yerusalemu (</w:t>
       </w:r>
-      <w:hyperlink r:id="rId21">
-        <w:r>
-          <w:rPr>
-            <w:lang w:val="sw_KE" w:bidi="sw_KE"/>
-          </w:rPr>
-          <w:rPr>
-            <w:color w:val="0000EE"/>
-            <w:u w:val="single"/>
-          </w:rPr>
-          <w:t>13:6–7</w:t>
-        </w:r>
-      </w:hyperlink>
+      <w:r>
+        <w:rPr>
+          <w:lang w:val="sw_KE" w:bidi="sw_KE"/>
+        </w:rPr>
+        <w:t>13:6–7</w:t>
+      </w:r>
       <w:r>
         <w:rPr>
           <w:lang w:val="sw_KE" w:bidi="sw_KE"/>
         </w:rPr>
         <w:t>). Alipofika, alichukua hatua za kuhakikisha usafi wa hekalu, na tena alikabiliana na watu kuhusu sabato na ndoa za mseto na watu wanaoabudu miungu mingine (</w:t>
       </w:r>
-      <w:hyperlink r:id="rId38">
-        <w:r>
-          <w:rPr>
-            <w:lang w:val="sw_KE" w:bidi="sw_KE"/>
-          </w:rPr>
-          <w:rPr>
-            <w:color w:val="0000EE"/>
-            <w:u w:val="single"/>
-          </w:rPr>
-          <w:t>13:10–28</w:t>
-        </w:r>
-      </w:hyperlink>
+      <w:r>
+        <w:rPr>
+          <w:lang w:val="sw_KE" w:bidi="sw_KE"/>
+        </w:rPr>
+        <w:t>13:10–28</w:t>
+      </w:r>
       <w:r>
         <w:rPr>
           <w:lang w:val="sw_KE" w:bidi="sw_KE"/>
@@ -891,54 +729,36 @@
         </w:rPr>
         <w:t xml:space="preserve">15a) inasema kwamba Ezra aliandika Ezra na Nehemia, na hii ndiyo dhana inayokubalika zaidi. </w:t>
       </w:r>
-      <w:hyperlink r:id="rId39">
-        <w:r>
-          <w:rPr>
-            <w:lang w:val="sw_KE" w:bidi="sw_KE"/>
-          </w:rPr>
-          <w:rPr>
-            <w:color w:val="0000EE"/>
-            <w:u w:val="single"/>
-          </w:rPr>
-          <w:t>Nehemia 8–10</w:t>
-        </w:r>
-      </w:hyperlink>
+      <w:r>
+        <w:rPr>
+          <w:lang w:val="sw_KE" w:bidi="sw_KE"/>
+        </w:rPr>
+        <w:t>Nehemia 8–10</w:t>
+      </w:r>
       <w:r>
         <w:rPr>
           <w:lang w:val="sw_KE" w:bidi="sw_KE"/>
         </w:rPr>
         <w:t xml:space="preserve"> pengine zilitokana na kumbukumbu za Ezra mwenyewe. Ezra pia alibadilisha na kupanga aina mbalimbali za vifaa ili kufikia malengo yake, ikiwemo kumbukumbu za Nehemia na ripoti zake kwa mahakama ya Uajemi kuhusu maendeleo ya ujenzi upya huko Yerusalemu (</w:t>
       </w:r>
-      <w:hyperlink r:id="rId40">
-        <w:r>
-          <w:rPr>
-            <w:lang w:val="sw_KE" w:bidi="sw_KE"/>
-          </w:rPr>
-          <w:rPr>
-            <w:color w:val="0000EE"/>
-            <w:u w:val="single"/>
-          </w:rPr>
-          <w:t>Nehemia 1–7</w:t>
-        </w:r>
-      </w:hyperlink>
+      <w:r>
+        <w:rPr>
+          <w:lang w:val="sw_KE" w:bidi="sw_KE"/>
+        </w:rPr>
+        <w:t>Nehemia 1–7</w:t>
+      </w:r>
       <w:r>
         <w:rPr>
           <w:lang w:val="sw_KE" w:bidi="sw_KE"/>
         </w:rPr>
         <w:t xml:space="preserve"> na </w:t>
       </w:r>
-      <w:hyperlink r:id="rId34">
-        <w:r>
-          <w:rPr>
-            <w:lang w:val="sw_KE" w:bidi="sw_KE"/>
-          </w:rPr>
-          <w:rPr>
-            <w:color w:val="0000EE"/>
-            <w:u w:val="single"/>
-          </w:rPr>
-          <w:t>11–13</w:t>
-        </w:r>
-      </w:hyperlink>
+      <w:r>
+        <w:rPr>
+          <w:lang w:val="sw_KE" w:bidi="sw_KE"/>
+        </w:rPr>
+        <w:t>11–13</w:t>
+      </w:r>
       <w:r>
         <w:rPr>
           <w:lang w:val="sw_KE" w:bidi="sw_KE"/>
@@ -959,72 +779,48 @@
         </w:rPr>
         <w:t>Nehemia anashiriki sifa kadhaa na kitabu cha Ezra. Wote Ezra (</w:t>
       </w:r>
-      <w:hyperlink r:id="rId41">
-        <w:r>
-          <w:rPr>
-            <w:lang w:val="sw_KE" w:bidi="sw_KE"/>
-          </w:rPr>
-          <w:rPr>
-            <w:color w:val="0000EE"/>
-            <w:u w:val="single"/>
-          </w:rPr>
-          <w:t>Ezra 1–6</w:t>
-        </w:r>
-      </w:hyperlink>
+      <w:r>
+        <w:rPr>
+          <w:lang w:val="sw_KE" w:bidi="sw_KE"/>
+        </w:rPr>
+        <w:t>Ezra 1–6</w:t>
+      </w:r>
       <w:r>
         <w:rPr>
           <w:lang w:val="sw_KE" w:bidi="sw_KE"/>
         </w:rPr>
         <w:t>) na Nehemia (</w:t>
       </w:r>
-      <w:hyperlink r:id="rId40">
-        <w:r>
-          <w:rPr>
-            <w:lang w:val="sw_KE" w:bidi="sw_KE"/>
-          </w:rPr>
-          <w:rPr>
-            <w:color w:val="0000EE"/>
-            <w:u w:val="single"/>
-          </w:rPr>
-          <w:t>Neh 1–7</w:t>
-        </w:r>
-      </w:hyperlink>
+      <w:r>
+        <w:rPr>
+          <w:lang w:val="sw_KE" w:bidi="sw_KE"/>
+        </w:rPr>
+        <w:t>Neh 1–7</w:t>
+      </w:r>
       <w:r>
         <w:rPr>
           <w:lang w:val="sw_KE" w:bidi="sw_KE"/>
         </w:rPr>
         <w:t>) wanaelezea kurudi kwa wenye walikua uhamishoni Yerusalemu ili kukamilisha mradi wa ujenzi. Vitabu vyote viwili vina hadithi za majirani waliopinga juhudi za ujenzi. Muhimu zaidi, Nehemia na Ezra wanaonyesha jinsi kazi ngumu na msaada wa Mungu ulivyowawezesha watu kukamilisha ujenzi wa miundo muhimu katika Yerusalemu. Vitabu vyote viwili pia vinaelezea mageuzi ya kiroho ambapo jamii ilisikiliza neno la Mungu, ilitubu makosa ya zamani, na kuanzisha mageuzi ya kidini na kijamii (</w:t>
       </w:r>
-      <w:hyperlink r:id="rId42">
-        <w:r>
-          <w:rPr>
-            <w:lang w:val="sw_KE" w:bidi="sw_KE"/>
-          </w:rPr>
-          <w:rPr>
-            <w:color w:val="0000EE"/>
-            <w:u w:val="single"/>
-          </w:rPr>
-          <w:t>Ezra 9–10</w:t>
-        </w:r>
-      </w:hyperlink>
+      <w:r>
+        <w:rPr>
+          <w:lang w:val="sw_KE" w:bidi="sw_KE"/>
+        </w:rPr>
+        <w:t>Ezra 9–10</w:t>
+      </w:r>
       <w:r>
         <w:rPr>
           <w:lang w:val="sw_KE" w:bidi="sw_KE"/>
         </w:rPr>
         <w:t xml:space="preserve">; </w:t>
       </w:r>
-      <w:hyperlink r:id="rId39">
-        <w:r>
-          <w:rPr>
-            <w:lang w:val="sw_KE" w:bidi="sw_KE"/>
-          </w:rPr>
-          <w:rPr>
-            <w:color w:val="0000EE"/>
-            <w:u w:val="single"/>
-          </w:rPr>
-          <w:t>Neh 8–10</w:t>
-        </w:r>
-      </w:hyperlink>
+      <w:r>
+        <w:rPr>
+          <w:lang w:val="sw_KE" w:bidi="sw_KE"/>
+        </w:rPr>
+        <w:t>Neh 8–10</w:t>
+      </w:r>
       <w:r>
         <w:rPr>
           <w:lang w:val="sw_KE" w:bidi="sw_KE"/>
@@ -1045,216 +841,144 @@
         </w:rPr>
         <w:t>Matukio kadhaa katika Nehemia yanafanana na yale ya Ezra ambayo yameelezwa kwa njia zinazofanana. Kuna hadithi kuhusu wale waliopinga ujenzi (</w:t>
       </w:r>
-      <w:hyperlink r:id="rId26">
-        <w:r>
-          <w:rPr>
-            <w:lang w:val="sw_KE" w:bidi="sw_KE"/>
-          </w:rPr>
-          <w:rPr>
-            <w:color w:val="0000EE"/>
-            <w:u w:val="single"/>
-          </w:rPr>
-          <w:t>6:1–14</w:t>
-        </w:r>
-      </w:hyperlink>
+      <w:r>
+        <w:rPr>
+          <w:lang w:val="sw_KE" w:bidi="sw_KE"/>
+        </w:rPr>
+        <w:t>6:1–14</w:t>
+      </w:r>
       <w:r>
         <w:rPr>
           <w:lang w:val="sw_KE" w:bidi="sw_KE"/>
         </w:rPr>
         <w:t xml:space="preserve">; </w:t>
       </w:r>
-      <w:hyperlink r:id="rId43">
-        <w:r>
-          <w:rPr>
-            <w:lang w:val="sw_KE" w:bidi="sw_KE"/>
-          </w:rPr>
-          <w:rPr>
-            <w:color w:val="0000EE"/>
-            <w:u w:val="single"/>
-          </w:rPr>
-          <w:t>Ezra 4:1–23</w:t>
-        </w:r>
-      </w:hyperlink>
+      <w:r>
+        <w:rPr>
+          <w:lang w:val="sw_KE" w:bidi="sw_KE"/>
+        </w:rPr>
+        <w:t>Ezra 4:1–23</w:t>
+      </w:r>
       <w:r>
         <w:rPr>
           <w:lang w:val="sw_KE" w:bidi="sw_KE"/>
         </w:rPr>
         <w:t>), maandamano ya kusherehekea uzinduzi (</w:t>
       </w:r>
-      <w:hyperlink r:id="rId44">
-        <w:r>
-          <w:rPr>
-            <w:lang w:val="sw_KE" w:bidi="sw_KE"/>
-          </w:rPr>
-          <w:rPr>
-            <w:color w:val="0000EE"/>
-            <w:u w:val="single"/>
-          </w:rPr>
-          <w:t>12:31–43</w:t>
-        </w:r>
-      </w:hyperlink>
+      <w:r>
+        <w:rPr>
+          <w:lang w:val="sw_KE" w:bidi="sw_KE"/>
+        </w:rPr>
+        <w:t>12:31–43</w:t>
+      </w:r>
       <w:r>
         <w:rPr>
           <w:lang w:val="sw_KE" w:bidi="sw_KE"/>
         </w:rPr>
         <w:t xml:space="preserve">; </w:t>
       </w:r>
-      <w:hyperlink r:id="rId45">
-        <w:r>
-          <w:rPr>
-            <w:lang w:val="sw_KE" w:bidi="sw_KE"/>
-          </w:rPr>
-          <w:rPr>
-            <w:color w:val="0000EE"/>
-            <w:u w:val="single"/>
-          </w:rPr>
-          <w:t>Ezra 6:16–18</w:t>
-        </w:r>
-      </w:hyperlink>
+      <w:r>
+        <w:rPr>
+          <w:lang w:val="sw_KE" w:bidi="sw_KE"/>
+        </w:rPr>
+        <w:t>Ezra 6:16–18</w:t>
+      </w:r>
       <w:r>
         <w:rPr>
           <w:lang w:val="sw_KE" w:bidi="sw_KE"/>
         </w:rPr>
         <w:t>), na mageuzi yanayofanana (</w:t>
       </w:r>
-      <w:hyperlink r:id="rId46">
-        <w:r>
-          <w:rPr>
-            <w:lang w:val="sw_KE" w:bidi="sw_KE"/>
-          </w:rPr>
-          <w:rPr>
-            <w:color w:val="0000EE"/>
-            <w:u w:val="single"/>
-          </w:rPr>
-          <w:t>13:15–29</w:t>
-        </w:r>
-      </w:hyperlink>
+      <w:r>
+        <w:rPr>
+          <w:lang w:val="sw_KE" w:bidi="sw_KE"/>
+        </w:rPr>
+        <w:t>13:15–29</w:t>
+      </w:r>
       <w:r>
         <w:rPr>
           <w:lang w:val="sw_KE" w:bidi="sw_KE"/>
         </w:rPr>
         <w:t xml:space="preserve">; </w:t>
       </w:r>
-      <w:hyperlink r:id="rId42">
-        <w:r>
-          <w:rPr>
-            <w:lang w:val="sw_KE" w:bidi="sw_KE"/>
-          </w:rPr>
-          <w:rPr>
-            <w:color w:val="0000EE"/>
-            <w:u w:val="single"/>
-          </w:rPr>
-          <w:t>Ezra 9:1–10:44</w:t>
-        </w:r>
-      </w:hyperlink>
+      <w:r>
+        <w:rPr>
+          <w:lang w:val="sw_KE" w:bidi="sw_KE"/>
+        </w:rPr>
+        <w:t>Ezra 9:1–10:44</w:t>
+      </w:r>
       <w:r>
         <w:rPr>
           <w:lang w:val="sw_KE" w:bidi="sw_KE"/>
         </w:rPr>
         <w:t>). Kama ilivyo kwa Ezra, Nehemia ina orodha za majina (</w:t>
       </w:r>
-      <w:hyperlink r:id="rId24">
-        <w:r>
-          <w:rPr>
-            <w:lang w:val="sw_KE" w:bidi="sw_KE"/>
-          </w:rPr>
-          <w:rPr>
-            <w:color w:val="0000EE"/>
-            <w:u w:val="single"/>
-          </w:rPr>
-          <w:t>3</w:t>
-        </w:r>
-      </w:hyperlink>
+      <w:r>
+        <w:rPr>
+          <w:lang w:val="sw_KE" w:bidi="sw_KE"/>
+        </w:rPr>
+        <w:t>3</w:t>
+      </w:r>
       <w:r>
         <w:rPr>
           <w:lang w:val="sw_KE" w:bidi="sw_KE"/>
         </w:rPr>
         <w:t xml:space="preserve">; </w:t>
       </w:r>
-      <w:hyperlink r:id="rId47">
-        <w:r>
-          <w:rPr>
-            <w:lang w:val="sw_KE" w:bidi="sw_KE"/>
-          </w:rPr>
-          <w:rPr>
-            <w:color w:val="0000EE"/>
-            <w:u w:val="single"/>
-          </w:rPr>
-          <w:t>7:6–73</w:t>
-        </w:r>
-      </w:hyperlink>
+      <w:r>
+        <w:rPr>
+          <w:lang w:val="sw_KE" w:bidi="sw_KE"/>
+        </w:rPr>
+        <w:t>7:6–73</w:t>
+      </w:r>
       <w:r>
         <w:rPr>
           <w:lang w:val="sw_KE" w:bidi="sw_KE"/>
         </w:rPr>
         <w:t xml:space="preserve">; </w:t>
       </w:r>
-      <w:hyperlink r:id="rId48">
-        <w:r>
-          <w:rPr>
-            <w:lang w:val="sw_KE" w:bidi="sw_KE"/>
-          </w:rPr>
-          <w:rPr>
-            <w:color w:val="0000EE"/>
-            <w:u w:val="single"/>
-          </w:rPr>
-          <w:t>10:1–27</w:t>
-        </w:r>
-      </w:hyperlink>
+      <w:r>
+        <w:rPr>
+          <w:lang w:val="sw_KE" w:bidi="sw_KE"/>
+        </w:rPr>
+        <w:t>10:1–27</w:t>
+      </w:r>
       <w:r>
         <w:rPr>
           <w:lang w:val="sw_KE" w:bidi="sw_KE"/>
         </w:rPr>
         <w:t xml:space="preserve">; </w:t>
       </w:r>
-      <w:hyperlink r:id="rId49">
-        <w:r>
-          <w:rPr>
-            <w:lang w:val="sw_KE" w:bidi="sw_KE"/>
-          </w:rPr>
-          <w:rPr>
-            <w:color w:val="0000EE"/>
-            <w:u w:val="single"/>
-          </w:rPr>
-          <w:t>11:1–12:26</w:t>
-        </w:r>
-      </w:hyperlink>
+      <w:r>
+        <w:rPr>
+          <w:lang w:val="sw_KE" w:bidi="sw_KE"/>
+        </w:rPr>
+        <w:t>11:1–12:26</w:t>
+      </w:r>
       <w:r>
         <w:rPr>
           <w:lang w:val="sw_KE" w:bidi="sw_KE"/>
         </w:rPr>
         <w:t>) na angalau sehemu moja ya mabano (</w:t>
       </w:r>
-      <w:hyperlink r:id="rId50">
-        <w:r>
-          <w:rPr>
-            <w:lang w:val="sw_KE" w:bidi="sw_KE"/>
-          </w:rPr>
-          <w:rPr>
-            <w:color w:val="0000EE"/>
-            <w:u w:val="single"/>
-          </w:rPr>
-          <w:t>7:6–10:39</w:t>
-        </w:r>
-      </w:hyperlink>
+      <w:r>
+        <w:rPr>
+          <w:lang w:val="sw_KE" w:bidi="sw_KE"/>
+        </w:rPr>
+        <w:t>7:6–10:39</w:t>
+      </w:r>
       <w:r>
         <w:rPr>
           <w:lang w:val="sw_KE" w:bidi="sw_KE"/>
         </w:rPr>
         <w:t>) ikifuatiwa na kuendelea kwa simulizi ya awali (</w:t>
       </w:r>
-      <w:hyperlink r:id="rId51">
-        <w:r>
-          <w:rPr>
-            <w:lang w:val="sw_KE" w:bidi="sw_KE"/>
-          </w:rPr>
-          <w:rPr>
-            <w:color w:val="0000EE"/>
-            <w:u w:val="single"/>
-          </w:rPr>
-          <w:t>11:1–4</w:t>
-        </w:r>
-      </w:hyperlink>
+      <w:r>
+        <w:rPr>
+          <w:lang w:val="sw_KE" w:bidi="sw_KE"/>
+        </w:rPr>
+        <w:t>11:1–4</w:t>
+      </w:r>
       <w:r>
         <w:rPr>
           <w:lang w:val="sw_KE" w:bidi="sw_KE"/>
@@ -1286,216 +1010,144 @@
         </w:rPr>
         <w:t>Maombi. Nehemia alitegemea huduma yake kwa maombi. Aliomba kwa bidii ili Mungu awaokoe watu kutoka katika hali yao ya kudharauliwa, na Mungu alijibu kwa kumtuma Nehemia (</w:t>
       </w:r>
-      <w:hyperlink r:id="rId52">
-        <w:r>
-          <w:rPr>
-            <w:lang w:val="sw_KE" w:bidi="sw_KE"/>
-          </w:rPr>
-          <w:rPr>
-            <w:color w:val="0000EE"/>
-            <w:u w:val="single"/>
-          </w:rPr>
-          <w:t>1:1–2:8</w:t>
-        </w:r>
-      </w:hyperlink>
+      <w:r>
+        <w:rPr>
+          <w:lang w:val="sw_KE" w:bidi="sw_KE"/>
+        </w:rPr>
+        <w:t>1:1–2:8</w:t>
+      </w:r>
       <w:r>
         <w:rPr>
           <w:lang w:val="sw_KE" w:bidi="sw_KE"/>
         </w:rPr>
         <w:t>). Wakati wageni walipinga urejeshaji wa kuta za Yerusalemu, Nehemia alimwomba Mungu awahukumu (</w:t>
       </w:r>
-      <w:hyperlink r:id="rId53">
-        <w:r>
-          <w:rPr>
-            <w:lang w:val="sw_KE" w:bidi="sw_KE"/>
-          </w:rPr>
-          <w:rPr>
-            <w:color w:val="0000EE"/>
-            <w:u w:val="single"/>
-          </w:rPr>
-          <w:t>4:4–5</w:t>
-        </w:r>
-      </w:hyperlink>
+      <w:r>
+        <w:rPr>
+          <w:lang w:val="sw_KE" w:bidi="sw_KE"/>
+        </w:rPr>
+        <w:t>4:4–5</w:t>
+      </w:r>
       <w:r>
         <w:rPr>
           <w:lang w:val="sw_KE" w:bidi="sw_KE"/>
         </w:rPr>
         <w:t xml:space="preserve">; </w:t>
       </w:r>
-      <w:hyperlink r:id="rId54">
-        <w:r>
-          <w:rPr>
-            <w:lang w:val="sw_KE" w:bidi="sw_KE"/>
-          </w:rPr>
-          <w:rPr>
-            <w:color w:val="0000EE"/>
-            <w:u w:val="single"/>
-          </w:rPr>
-          <w:t>6:14</w:t>
-        </w:r>
-      </w:hyperlink>
+      <w:r>
+        <w:rPr>
+          <w:lang w:val="sw_KE" w:bidi="sw_KE"/>
+        </w:rPr>
+        <w:t>6:14</w:t>
+      </w:r>
       <w:r>
         <w:rPr>
           <w:lang w:val="sw_KE" w:bidi="sw_KE"/>
         </w:rPr>
         <w:t>). Nehemia aliomba msaada wa kiungu aliposhughulika na watu waliokuwa wakiwatia utumwani Wayahudi wenzao (</w:t>
       </w:r>
-      <w:hyperlink r:id="rId55">
-        <w:r>
-          <w:rPr>
-            <w:lang w:val="sw_KE" w:bidi="sw_KE"/>
-          </w:rPr>
-          <w:rPr>
-            <w:color w:val="0000EE"/>
-            <w:u w:val="single"/>
-          </w:rPr>
-          <w:t>5:19</w:t>
-        </w:r>
-      </w:hyperlink>
+      <w:r>
+        <w:rPr>
+          <w:lang w:val="sw_KE" w:bidi="sw_KE"/>
+        </w:rPr>
+        <w:t>5:19</w:t>
+      </w:r>
       <w:r>
         <w:rPr>
           <w:lang w:val="sw_KE" w:bidi="sw_KE"/>
         </w:rPr>
         <w:t>), wale ambao hawakuwa wakitoa zaka (</w:t>
       </w:r>
-      <w:hyperlink r:id="rId56">
-        <w:r>
-          <w:rPr>
-            <w:lang w:val="sw_KE" w:bidi="sw_KE"/>
-          </w:rPr>
-          <w:rPr>
-            <w:color w:val="0000EE"/>
-            <w:u w:val="single"/>
-          </w:rPr>
-          <w:t>13:14</w:t>
-        </w:r>
-      </w:hyperlink>
+      <w:r>
+        <w:rPr>
+          <w:lang w:val="sw_KE" w:bidi="sw_KE"/>
+        </w:rPr>
+        <w:t>13:14</w:t>
+      </w:r>
       <w:r>
         <w:rPr>
           <w:lang w:val="sw_KE" w:bidi="sw_KE"/>
         </w:rPr>
         <w:t>), na watu ambao hawakuwa wakishika sabato (</w:t>
       </w:r>
-      <w:hyperlink r:id="rId57">
-        <w:r>
-          <w:rPr>
-            <w:lang w:val="sw_KE" w:bidi="sw_KE"/>
-          </w:rPr>
-          <w:rPr>
-            <w:color w:val="0000EE"/>
-            <w:u w:val="single"/>
-          </w:rPr>
-          <w:t>13:22</w:t>
-        </w:r>
-      </w:hyperlink>
+      <w:r>
+        <w:rPr>
+          <w:lang w:val="sw_KE" w:bidi="sw_KE"/>
+        </w:rPr>
+        <w:t>13:22</w:t>
+      </w:r>
       <w:r>
         <w:rPr>
           <w:lang w:val="sw_KE" w:bidi="sw_KE"/>
         </w:rPr>
         <w:t>). Maombi yalitoa nguvu ya kutimiza mapenzi ya Mungu. Mara sita Nehemia alirudia wimbo akiomba Bwana "akumbuke" ama yeye au wapinzani wake (</w:t>
       </w:r>
-      <w:hyperlink r:id="rId55">
-        <w:r>
-          <w:rPr>
-            <w:lang w:val="sw_KE" w:bidi="sw_KE"/>
-          </w:rPr>
-          <w:rPr>
-            <w:color w:val="0000EE"/>
-            <w:u w:val="single"/>
-          </w:rPr>
-          <w:t>5:19</w:t>
-        </w:r>
-      </w:hyperlink>
+      <w:r>
+        <w:rPr>
+          <w:lang w:val="sw_KE" w:bidi="sw_KE"/>
+        </w:rPr>
+        <w:t>5:19</w:t>
+      </w:r>
       <w:r>
         <w:rPr>
           <w:lang w:val="sw_KE" w:bidi="sw_KE"/>
         </w:rPr>
         <w:t xml:space="preserve">; </w:t>
       </w:r>
-      <w:hyperlink r:id="rId54">
-        <w:r>
-          <w:rPr>
-            <w:lang w:val="sw_KE" w:bidi="sw_KE"/>
-          </w:rPr>
-          <w:rPr>
-            <w:color w:val="0000EE"/>
-            <w:u w:val="single"/>
-          </w:rPr>
-          <w:t>6:14</w:t>
-        </w:r>
-      </w:hyperlink>
+      <w:r>
+        <w:rPr>
+          <w:lang w:val="sw_KE" w:bidi="sw_KE"/>
+        </w:rPr>
+        <w:t>6:14</w:t>
+      </w:r>
       <w:r>
         <w:rPr>
           <w:lang w:val="sw_KE" w:bidi="sw_KE"/>
         </w:rPr>
         <w:t xml:space="preserve">; </w:t>
       </w:r>
-      <w:hyperlink r:id="rId56">
-        <w:r>
-          <w:rPr>
-            <w:lang w:val="sw_KE" w:bidi="sw_KE"/>
-          </w:rPr>
-          <w:rPr>
-            <w:color w:val="0000EE"/>
-            <w:u w:val="single"/>
-          </w:rPr>
-          <w:t>13:14</w:t>
-        </w:r>
-      </w:hyperlink>
+      <w:r>
+        <w:rPr>
+          <w:lang w:val="sw_KE" w:bidi="sw_KE"/>
+        </w:rPr>
+        <w:t>13:14</w:t>
+      </w:r>
       <w:r>
         <w:rPr>
           <w:lang w:val="sw_KE" w:bidi="sw_KE"/>
         </w:rPr>
         <w:t xml:space="preserve">, </w:t>
       </w:r>
-      <w:hyperlink r:id="rId57">
-        <w:r>
-          <w:rPr>
-            <w:lang w:val="sw_KE" w:bidi="sw_KE"/>
-          </w:rPr>
-          <w:rPr>
-            <w:color w:val="0000EE"/>
-            <w:u w:val="single"/>
-          </w:rPr>
-          <w:t>22</w:t>
-        </w:r>
-      </w:hyperlink>
+      <w:r>
+        <w:rPr>
+          <w:lang w:val="sw_KE" w:bidi="sw_KE"/>
+        </w:rPr>
+        <w:t>22</w:t>
+      </w:r>
       <w:r>
         <w:rPr>
           <w:lang w:val="sw_KE" w:bidi="sw_KE"/>
         </w:rPr>
         <w:t xml:space="preserve">, </w:t>
       </w:r>
-      <w:hyperlink r:id="rId58">
-        <w:r>
-          <w:rPr>
-            <w:lang w:val="sw_KE" w:bidi="sw_KE"/>
-          </w:rPr>
-          <w:rPr>
-            <w:color w:val="0000EE"/>
-            <w:u w:val="single"/>
-          </w:rPr>
-          <w:t>29</w:t>
-        </w:r>
-      </w:hyperlink>
+      <w:r>
+        <w:rPr>
+          <w:lang w:val="sw_KE" w:bidi="sw_KE"/>
+        </w:rPr>
+        <w:t>29</w:t>
+      </w:r>
       <w:r>
         <w:rPr>
           <w:lang w:val="sw_KE" w:bidi="sw_KE"/>
         </w:rPr>
         <w:t xml:space="preserve">, </w:t>
       </w:r>
-      <w:hyperlink r:id="rId59">
-        <w:r>
-          <w:rPr>
-            <w:lang w:val="sw_KE" w:bidi="sw_KE"/>
-          </w:rPr>
-          <w:rPr>
-            <w:color w:val="0000EE"/>
-            <w:u w:val="single"/>
-          </w:rPr>
-          <w:t>31</w:t>
-        </w:r>
-      </w:hyperlink>
+      <w:r>
+        <w:rPr>
+          <w:lang w:val="sw_KE" w:bidi="sw_KE"/>
+        </w:rPr>
+        <w:t>31</w:t>
+      </w:r>
       <w:r>
         <w:rPr>
           <w:lang w:val="sw_KE" w:bidi="sw_KE"/>
@@ -1516,216 +1168,144 @@
         </w:rPr>
         <w:t>Ulinzi wa Mungu. Kitabu cha Nehemia linaonyesha kwamba Mungu ana mamlaka juu ya maisha ya watu binafsi na mataifa. Mungu ana uwezo wa kuwarejesha watu kutoka uhamishoni (</w:t>
       </w:r>
-      <w:hyperlink r:id="rId60">
-        <w:r>
-          <w:rPr>
-            <w:lang w:val="sw_KE" w:bidi="sw_KE"/>
-          </w:rPr>
-          <w:rPr>
-            <w:color w:val="0000EE"/>
-            <w:u w:val="single"/>
-          </w:rPr>
-          <w:t>1:8–9</w:t>
-        </w:r>
-      </w:hyperlink>
+      <w:r>
+        <w:rPr>
+          <w:lang w:val="sw_KE" w:bidi="sw_KE"/>
+        </w:rPr>
+        <w:t>1:8–9</w:t>
+      </w:r>
       <w:r>
         <w:rPr>
           <w:lang w:val="sw_KE" w:bidi="sw_KE"/>
         </w:rPr>
         <w:t>), kumwinua mmoja wa watumishi wake kuwa mnyweshaji wa mfalme na baadaye gavana wa jimbo (</w:t>
       </w:r>
-      <w:hyperlink r:id="rId22">
-        <w:r>
-          <w:rPr>
-            <w:lang w:val="sw_KE" w:bidi="sw_KE"/>
-          </w:rPr>
-          <w:rPr>
-            <w:color w:val="0000EE"/>
-            <w:u w:val="single"/>
-          </w:rPr>
-          <w:t>1:11</w:t>
-        </w:r>
-      </w:hyperlink>
+      <w:r>
+        <w:rPr>
+          <w:lang w:val="sw_KE" w:bidi="sw_KE"/>
+        </w:rPr>
+        <w:t>1:11</w:t>
+      </w:r>
       <w:r>
         <w:rPr>
           <w:lang w:val="sw_KE" w:bidi="sw_KE"/>
         </w:rPr>
         <w:t xml:space="preserve">; </w:t>
       </w:r>
-      <w:hyperlink r:id="rId61">
-        <w:r>
-          <w:rPr>
-            <w:lang w:val="sw_KE" w:bidi="sw_KE"/>
-          </w:rPr>
-          <w:rPr>
-            <w:color w:val="0000EE"/>
-            <w:u w:val="single"/>
-          </w:rPr>
-          <w:t>2:8</w:t>
-        </w:r>
-      </w:hyperlink>
+      <w:r>
+        <w:rPr>
+          <w:lang w:val="sw_KE" w:bidi="sw_KE"/>
+        </w:rPr>
+        <w:t>2:8</w:t>
+      </w:r>
       <w:r>
         <w:rPr>
           <w:lang w:val="sw_KE" w:bidi="sw_KE"/>
         </w:rPr>
         <w:t xml:space="preserve">, </w:t>
       </w:r>
-      <w:hyperlink r:id="rId62">
-        <w:r>
-          <w:rPr>
-            <w:lang w:val="sw_KE" w:bidi="sw_KE"/>
-          </w:rPr>
-          <w:rPr>
-            <w:color w:val="0000EE"/>
-            <w:u w:val="single"/>
-          </w:rPr>
-          <w:t>18</w:t>
-        </w:r>
-      </w:hyperlink>
+      <w:r>
+        <w:rPr>
+          <w:lang w:val="sw_KE" w:bidi="sw_KE"/>
+        </w:rPr>
+        <w:t>18</w:t>
+      </w:r>
       <w:r>
         <w:rPr>
           <w:lang w:val="sw_KE" w:bidi="sw_KE"/>
         </w:rPr>
         <w:t>), na kutoa mafanikio katika kujenga upya kuta (</w:t>
       </w:r>
-      <w:hyperlink r:id="rId63">
-        <w:r>
-          <w:rPr>
-            <w:lang w:val="sw_KE" w:bidi="sw_KE"/>
-          </w:rPr>
-          <w:rPr>
-            <w:color w:val="0000EE"/>
-            <w:u w:val="single"/>
-          </w:rPr>
-          <w:t>2:20</w:t>
-        </w:r>
-      </w:hyperlink>
+      <w:r>
+        <w:rPr>
+          <w:lang w:val="sw_KE" w:bidi="sw_KE"/>
+        </w:rPr>
+        <w:t>2:20</w:t>
+      </w:r>
       <w:r>
         <w:rPr>
           <w:lang w:val="sw_KE" w:bidi="sw_KE"/>
         </w:rPr>
         <w:t xml:space="preserve">; </w:t>
       </w:r>
-      <w:hyperlink r:id="rId64">
-        <w:r>
-          <w:rPr>
-            <w:lang w:val="sw_KE" w:bidi="sw_KE"/>
-          </w:rPr>
-          <w:rPr>
-            <w:color w:val="0000EE"/>
-            <w:u w:val="single"/>
-          </w:rPr>
-          <w:t>6:16</w:t>
-        </w:r>
-      </w:hyperlink>
+      <w:r>
+        <w:rPr>
+          <w:lang w:val="sw_KE" w:bidi="sw_KE"/>
+        </w:rPr>
+        <w:t>6:16</w:t>
+      </w:r>
       <w:r>
         <w:rPr>
           <w:lang w:val="sw_KE" w:bidi="sw_KE"/>
         </w:rPr>
         <w:t>). Mungu hulinda watu wake (</w:t>
       </w:r>
-      <w:hyperlink r:id="rId53">
-        <w:r>
-          <w:rPr>
-            <w:lang w:val="sw_KE" w:bidi="sw_KE"/>
-          </w:rPr>
-          <w:rPr>
-            <w:color w:val="0000EE"/>
-            <w:u w:val="single"/>
-          </w:rPr>
-          <w:t>4:4–5</w:t>
-        </w:r>
-      </w:hyperlink>
+      <w:r>
+        <w:rPr>
+          <w:lang w:val="sw_KE" w:bidi="sw_KE"/>
+        </w:rPr>
+        <w:t>4:4–5</w:t>
+      </w:r>
       <w:r>
         <w:rPr>
           <w:lang w:val="sw_KE" w:bidi="sw_KE"/>
         </w:rPr>
         <w:t xml:space="preserve">, </w:t>
       </w:r>
-      <w:hyperlink r:id="rId65">
-        <w:r>
-          <w:rPr>
-            <w:lang w:val="sw_KE" w:bidi="sw_KE"/>
-          </w:rPr>
-          <w:rPr>
-            <w:color w:val="0000EE"/>
-            <w:u w:val="single"/>
-          </w:rPr>
-          <w:t>9</w:t>
-        </w:r>
-      </w:hyperlink>
+      <w:r>
+        <w:rPr>
+          <w:lang w:val="sw_KE" w:bidi="sw_KE"/>
+        </w:rPr>
+        <w:t>9</w:t>
+      </w:r>
       <w:r>
         <w:rPr>
           <w:lang w:val="sw_KE" w:bidi="sw_KE"/>
         </w:rPr>
         <w:t xml:space="preserve">, </w:t>
       </w:r>
-      <w:hyperlink r:id="rId66">
-        <w:r>
-          <w:rPr>
-            <w:lang w:val="sw_KE" w:bidi="sw_KE"/>
-          </w:rPr>
-          <w:rPr>
-            <w:color w:val="0000EE"/>
-            <w:u w:val="single"/>
-          </w:rPr>
-          <w:t>20</w:t>
-        </w:r>
-      </w:hyperlink>
+      <w:r>
+        <w:rPr>
+          <w:lang w:val="sw_KE" w:bidi="sw_KE"/>
+        </w:rPr>
+        <w:t>20</w:t>
+      </w:r>
       <w:r>
         <w:rPr>
           <w:lang w:val="sw_KE" w:bidi="sw_KE"/>
         </w:rPr>
         <w:t>) na kuvuruga mipango ya waovu (</w:t>
       </w:r>
-      <w:hyperlink r:id="rId67">
-        <w:r>
-          <w:rPr>
-            <w:lang w:val="sw_KE" w:bidi="sw_KE"/>
-          </w:rPr>
-          <w:rPr>
-            <w:color w:val="0000EE"/>
-            <w:u w:val="single"/>
-          </w:rPr>
-          <w:t>4:14–15</w:t>
-        </w:r>
-      </w:hyperlink>
+      <w:r>
+        <w:rPr>
+          <w:lang w:val="sw_KE" w:bidi="sw_KE"/>
+        </w:rPr>
+        <w:t>4:14–15</w:t>
+      </w:r>
       <w:r>
         <w:rPr>
           <w:lang w:val="sw_KE" w:bidi="sw_KE"/>
         </w:rPr>
         <w:t>). Mungu yule yule aliyeumba mbingu na dunia (</w:t>
       </w:r>
-      <w:hyperlink r:id="rId68">
-        <w:r>
-          <w:rPr>
-            <w:lang w:val="sw_KE" w:bidi="sw_KE"/>
-          </w:rPr>
-          <w:rPr>
-            <w:color w:val="0000EE"/>
-            <w:u w:val="single"/>
-          </w:rPr>
-          <w:t>9:6</w:t>
-        </w:r>
-      </w:hyperlink>
+      <w:r>
+        <w:rPr>
+          <w:lang w:val="sw_KE" w:bidi="sw_KE"/>
+        </w:rPr>
+        <w:t>9:6</w:t>
+      </w:r>
       <w:r>
         <w:rPr>
           <w:lang w:val="sw_KE" w:bidi="sw_KE"/>
         </w:rPr>
         <w:t>), alimwita Abramu kutoka Uru, na kumpa nchi ya Israeli (</w:t>
       </w:r>
-      <w:hyperlink r:id="rId69">
-        <w:r>
-          <w:rPr>
-            <w:lang w:val="sw_KE" w:bidi="sw_KE"/>
-          </w:rPr>
-          <w:rPr>
-            <w:color w:val="0000EE"/>
-            <w:u w:val="single"/>
-          </w:rPr>
-          <w:t>9:7–8</w:t>
-        </w:r>
-      </w:hyperlink>
+      <w:r>
+        <w:rPr>
+          <w:lang w:val="sw_KE" w:bidi="sw_KE"/>
+        </w:rPr>
+        <w:t>9:7–8</w:t>
+      </w:r>
       <w:r>
         <w:rPr>
           <w:lang w:val="sw_KE" w:bidi="sw_KE"/>
@@ -1746,108 +1326,72 @@
         </w:rPr>
         <w:t>Kujitolea kwa Neno la Mungu. Sheria yenye mamlaka ya Mose ilijumuisha maagizo ya Mungu kuhusu jinsi watu wake wanavyopaswa kuishi. Mungu alikuwa ameweka "agano la upendo usiokoma na wale wanaompenda na kutii amri zake" (</w:t>
       </w:r>
-      <w:hyperlink r:id="rId70">
-        <w:r>
-          <w:rPr>
-            <w:lang w:val="sw_KE" w:bidi="sw_KE"/>
-          </w:rPr>
-          <w:rPr>
-            <w:color w:val="0000EE"/>
-            <w:u w:val="single"/>
-          </w:rPr>
-          <w:t>1:5</w:t>
-        </w:r>
-      </w:hyperlink>
+      <w:r>
+        <w:rPr>
+          <w:lang w:val="sw_KE" w:bidi="sw_KE"/>
+        </w:rPr>
+        <w:t>1:5</w:t>
+      </w:r>
       <w:r>
         <w:rPr>
           <w:lang w:val="sw_KE" w:bidi="sw_KE"/>
         </w:rPr>
         <w:t>). Hata hivyo, watu wake hawakutii maagizo Mungu aliyompa Mose (</w:t>
       </w:r>
-      <w:hyperlink r:id="rId71">
-        <w:r>
-          <w:rPr>
-            <w:lang w:val="sw_KE" w:bidi="sw_KE"/>
-          </w:rPr>
-          <w:rPr>
-            <w:color w:val="0000EE"/>
-            <w:u w:val="single"/>
-          </w:rPr>
-          <w:t>1:7–9</w:t>
-        </w:r>
-      </w:hyperlink>
+      <w:r>
+        <w:rPr>
+          <w:lang w:val="sw_KE" w:bidi="sw_KE"/>
+        </w:rPr>
+        <w:t>1:7–9</w:t>
+      </w:r>
       <w:r>
         <w:rPr>
           <w:lang w:val="sw_KE" w:bidi="sw_KE"/>
         </w:rPr>
         <w:t>), hivyo walikuwa katika hatari ya adhabu ya Mungu. Ezra alisoma hadharani kutoka sheria ya Mose (</w:t>
       </w:r>
-      <w:hyperlink r:id="rId72">
-        <w:r>
-          <w:rPr>
-            <w:lang w:val="sw_KE" w:bidi="sw_KE"/>
-          </w:rPr>
-          <w:rPr>
-            <w:color w:val="0000EE"/>
-            <w:u w:val="single"/>
-          </w:rPr>
-          <w:t>8:1–3</w:t>
-        </w:r>
-      </w:hyperlink>
+      <w:r>
+        <w:rPr>
+          <w:lang w:val="sw_KE" w:bidi="sw_KE"/>
+        </w:rPr>
+        <w:t>8:1–3</w:t>
+      </w:r>
       <w:r>
         <w:rPr>
           <w:lang w:val="sw_KE" w:bidi="sw_KE"/>
         </w:rPr>
         <w:t>) ili kurejesha taifa. Kwa kujibu, watu wengi walijitolea kufuata sheria kwa kujitenga na wasioamini (</w:t>
       </w:r>
-      <w:hyperlink r:id="rId73">
-        <w:r>
-          <w:rPr>
-            <w:lang w:val="sw_KE" w:bidi="sw_KE"/>
-          </w:rPr>
-          <w:rPr>
-            <w:color w:val="0000EE"/>
-            <w:u w:val="single"/>
-          </w:rPr>
-          <w:t>10:28</w:t>
-        </w:r>
-      </w:hyperlink>
+      <w:r>
+        <w:rPr>
+          <w:lang w:val="sw_KE" w:bidi="sw_KE"/>
+        </w:rPr>
+        <w:t>10:28</w:t>
+      </w:r>
       <w:r>
         <w:rPr>
           <w:lang w:val="sw_KE" w:bidi="sw_KE"/>
         </w:rPr>
         <w:t>), kushika sabato, na kutoa zaka zao kwa Walawi (</w:t>
       </w:r>
-      <w:hyperlink r:id="rId74">
-        <w:r>
-          <w:rPr>
-            <w:lang w:val="sw_KE" w:bidi="sw_KE"/>
-          </w:rPr>
-          <w:rPr>
-            <w:color w:val="0000EE"/>
-            <w:u w:val="single"/>
-          </w:rPr>
-          <w:t>10:29–39</w:t>
-        </w:r>
-      </w:hyperlink>
+      <w:r>
+        <w:rPr>
+          <w:lang w:val="sw_KE" w:bidi="sw_KE"/>
+        </w:rPr>
+        <w:t>10:29–39</w:t>
+      </w:r>
       <w:r>
         <w:rPr>
           <w:lang w:val="sw_KE" w:bidi="sw_KE"/>
         </w:rPr>
         <w:t xml:space="preserve">; </w:t>
       </w:r>
-      <w:hyperlink r:id="rId75">
-        <w:r>
-          <w:rPr>
-            <w:lang w:val="sw_KE" w:bidi="sw_KE"/>
-          </w:rPr>
-          <w:rPr>
-            <w:color w:val="0000EE"/>
-            <w:u w:val="single"/>
-          </w:rPr>
-          <w:t>12:44</w:t>
-        </w:r>
-      </w:hyperlink>
+      <w:r>
+        <w:rPr>
+          <w:lang w:val="sw_KE" w:bidi="sw_KE"/>
+        </w:rPr>
+        <w:t>12:44</w:t>
+      </w:r>
       <w:r>
         <w:rPr>
           <w:lang w:val="sw_KE" w:bidi="sw_KE"/>
@@ -1868,234 +1412,156 @@
         </w:rPr>
         <w:t>Ujasiri dhidi ya Upinzani. Nehemia alionyesha ujasiri mkubwa katika kukabiliana na upinzani. Sanbalati, Geshemu, na Tobia walipinga ujenzi wa kuta za Yerusalemu (</w:t>
       </w:r>
-      <w:hyperlink r:id="rId76">
-        <w:r>
-          <w:rPr>
-            <w:lang w:val="sw_KE" w:bidi="sw_KE"/>
-          </w:rPr>
-          <w:rPr>
-            <w:color w:val="0000EE"/>
-            <w:u w:val="single"/>
-          </w:rPr>
-          <w:t>2:10</w:t>
-        </w:r>
-      </w:hyperlink>
+      <w:r>
+        <w:rPr>
+          <w:lang w:val="sw_KE" w:bidi="sw_KE"/>
+        </w:rPr>
+        <w:t>2:10</w:t>
+      </w:r>
       <w:r>
         <w:rPr>
           <w:lang w:val="sw_KE" w:bidi="sw_KE"/>
         </w:rPr>
         <w:t>) na walidhihaki kazi ya watu wa Mungu (</w:t>
       </w:r>
-      <w:hyperlink r:id="rId77">
-        <w:r>
-          <w:rPr>
-            <w:lang w:val="sw_KE" w:bidi="sw_KE"/>
-          </w:rPr>
-          <w:rPr>
-            <w:color w:val="0000EE"/>
-            <w:u w:val="single"/>
-          </w:rPr>
-          <w:t>2:19</w:t>
-        </w:r>
-      </w:hyperlink>
+      <w:r>
+        <w:rPr>
+          <w:lang w:val="sw_KE" w:bidi="sw_KE"/>
+        </w:rPr>
+        <w:t>2:19</w:t>
+      </w:r>
       <w:r>
         <w:rPr>
           <w:lang w:val="sw_KE" w:bidi="sw_KE"/>
         </w:rPr>
         <w:t xml:space="preserve">; </w:t>
       </w:r>
-      <w:hyperlink r:id="rId78">
-        <w:r>
-          <w:rPr>
-            <w:lang w:val="sw_KE" w:bidi="sw_KE"/>
-          </w:rPr>
-          <w:rPr>
-            <w:color w:val="0000EE"/>
-            <w:u w:val="single"/>
-          </w:rPr>
-          <w:t>4:1–3</w:t>
-        </w:r>
-      </w:hyperlink>
+      <w:r>
+        <w:rPr>
+          <w:lang w:val="sw_KE" w:bidi="sw_KE"/>
+        </w:rPr>
+        <w:t>4:1–3</w:t>
+      </w:r>
       <w:r>
         <w:rPr>
           <w:lang w:val="sw_KE" w:bidi="sw_KE"/>
         </w:rPr>
         <w:t>). Zaidi ya hayo, Waarabu, Waamoni, na watu kutoka Ashdodi walipanga kushambulia wajenzi (</w:t>
       </w:r>
-      <w:hyperlink r:id="rId79">
-        <w:r>
-          <w:rPr>
-            <w:lang w:val="sw_KE" w:bidi="sw_KE"/>
-          </w:rPr>
-          <w:rPr>
-            <w:color w:val="0000EE"/>
-            <w:u w:val="single"/>
-          </w:rPr>
-          <w:t>4:7–9</w:t>
-        </w:r>
-      </w:hyperlink>
+      <w:r>
+        <w:rPr>
+          <w:lang w:val="sw_KE" w:bidi="sw_KE"/>
+        </w:rPr>
+        <w:t>4:7–9</w:t>
+      </w:r>
       <w:r>
         <w:rPr>
           <w:lang w:val="sw_KE" w:bidi="sw_KE"/>
         </w:rPr>
         <w:t xml:space="preserve">, </w:t>
       </w:r>
-      <w:hyperlink r:id="rId80">
-        <w:r>
-          <w:rPr>
-            <w:lang w:val="sw_KE" w:bidi="sw_KE"/>
-          </w:rPr>
-          <w:rPr>
-            <w:color w:val="0000EE"/>
-            <w:u w:val="single"/>
-          </w:rPr>
-          <w:t>11</w:t>
-        </w:r>
-      </w:hyperlink>
+      <w:r>
+        <w:rPr>
+          <w:lang w:val="sw_KE" w:bidi="sw_KE"/>
+        </w:rPr>
+        <w:t>11</w:t>
+      </w:r>
       <w:r>
         <w:rPr>
           <w:lang w:val="sw_KE" w:bidi="sw_KE"/>
         </w:rPr>
         <w:t xml:space="preserve">; </w:t>
       </w:r>
-      <w:hyperlink r:id="rId26">
-        <w:r>
-          <w:rPr>
-            <w:lang w:val="sw_KE" w:bidi="sw_KE"/>
-          </w:rPr>
-          <w:rPr>
-            <w:color w:val="0000EE"/>
-            <w:u w:val="single"/>
-          </w:rPr>
-          <w:t>6:1–14</w:t>
-        </w:r>
-      </w:hyperlink>
+      <w:r>
+        <w:rPr>
+          <w:lang w:val="sw_KE" w:bidi="sw_KE"/>
+        </w:rPr>
+        <w:t>6:1–14</w:t>
+      </w:r>
       <w:r>
         <w:rPr>
           <w:lang w:val="sw_KE" w:bidi="sw_KE"/>
         </w:rPr>
         <w:t>). Nehemia alijibu upinzani huu kwa kuweka walinzi na kuomba msaada wa Mungu (</w:t>
       </w:r>
-      <w:hyperlink r:id="rId81">
-        <w:r>
-          <w:rPr>
-            <w:lang w:val="sw_KE" w:bidi="sw_KE"/>
-          </w:rPr>
-          <w:rPr>
-            <w:color w:val="0000EE"/>
-            <w:u w:val="single"/>
-          </w:rPr>
-          <w:t>4:6–23</w:t>
-        </w:r>
-      </w:hyperlink>
+      <w:r>
+        <w:rPr>
+          <w:lang w:val="sw_KE" w:bidi="sw_KE"/>
+        </w:rPr>
+        <w:t>4:6–23</w:t>
+      </w:r>
       <w:r>
         <w:rPr>
           <w:lang w:val="sw_KE" w:bidi="sw_KE"/>
         </w:rPr>
         <w:t>). Nehemia pia alikabiliana na migogoro ya ndani kutoka kwa wanajamii waliowadhulumu maskini (</w:t>
       </w:r>
-      <w:hyperlink r:id="rId82">
-        <w:r>
-          <w:rPr>
-            <w:lang w:val="sw_KE" w:bidi="sw_KE"/>
-          </w:rPr>
-          <w:rPr>
-            <w:color w:val="0000EE"/>
-            <w:u w:val="single"/>
-          </w:rPr>
-          <w:t>5:1–13</w:t>
-        </w:r>
-      </w:hyperlink>
+      <w:r>
+        <w:rPr>
+          <w:lang w:val="sw_KE" w:bidi="sw_KE"/>
+        </w:rPr>
+        <w:t>5:1–13</w:t>
+      </w:r>
       <w:r>
         <w:rPr>
           <w:lang w:val="sw_KE" w:bidi="sw_KE"/>
         </w:rPr>
         <w:t>), waliooa wageni (</w:t>
       </w:r>
-      <w:hyperlink r:id="rId83">
-        <w:r>
-          <w:rPr>
-            <w:lang w:val="sw_KE" w:bidi="sw_KE"/>
-          </w:rPr>
-          <w:rPr>
-            <w:color w:val="0000EE"/>
-            <w:u w:val="single"/>
-          </w:rPr>
-          <w:t>9:1–2</w:t>
-        </w:r>
-      </w:hyperlink>
+      <w:r>
+        <w:rPr>
+          <w:lang w:val="sw_KE" w:bidi="sw_KE"/>
+        </w:rPr>
+        <w:t>9:1–2</w:t>
+      </w:r>
       <w:r>
         <w:rPr>
           <w:lang w:val="sw_KE" w:bidi="sw_KE"/>
         </w:rPr>
         <w:t xml:space="preserve">; </w:t>
       </w:r>
-      <w:hyperlink r:id="rId84">
-        <w:r>
-          <w:rPr>
-            <w:lang w:val="sw_KE" w:bidi="sw_KE"/>
-          </w:rPr>
-          <w:rPr>
-            <w:color w:val="0000EE"/>
-            <w:u w:val="single"/>
-          </w:rPr>
-          <w:t>10:28–30</w:t>
-        </w:r>
-      </w:hyperlink>
+      <w:r>
+        <w:rPr>
+          <w:lang w:val="sw_KE" w:bidi="sw_KE"/>
+        </w:rPr>
+        <w:t>10:28–30</w:t>
+      </w:r>
       <w:r>
         <w:rPr>
           <w:lang w:val="sw_KE" w:bidi="sw_KE"/>
         </w:rPr>
         <w:t xml:space="preserve">; </w:t>
       </w:r>
-      <w:hyperlink r:id="rId85">
-        <w:r>
-          <w:rPr>
-            <w:lang w:val="sw_KE" w:bidi="sw_KE"/>
-          </w:rPr>
-          <w:rPr>
-            <w:color w:val="0000EE"/>
-            <w:u w:val="single"/>
-          </w:rPr>
-          <w:t>13:23–28</w:t>
-        </w:r>
-      </w:hyperlink>
+      <w:r>
+        <w:rPr>
+          <w:lang w:val="sw_KE" w:bidi="sw_KE"/>
+        </w:rPr>
+        <w:t>13:23–28</w:t>
+      </w:r>
       <w:r>
         <w:rPr>
           <w:lang w:val="sw_KE" w:bidi="sw_KE"/>
         </w:rPr>
         <w:t>), na ambao hawakutoa zaka au kutunza sabato takatifu (</w:t>
       </w:r>
-      <w:hyperlink r:id="rId86">
-        <w:r>
-          <w:rPr>
-            <w:lang w:val="sw_KE" w:bidi="sw_KE"/>
-          </w:rPr>
-          <w:rPr>
-            <w:color w:val="0000EE"/>
-            <w:u w:val="single"/>
-          </w:rPr>
-          <w:t>10:31–39</w:t>
-        </w:r>
-      </w:hyperlink>
+      <w:r>
+        <w:rPr>
+          <w:lang w:val="sw_KE" w:bidi="sw_KE"/>
+        </w:rPr>
+        <w:t>10:31–39</w:t>
+      </w:r>
       <w:r>
         <w:rPr>
           <w:lang w:val="sw_KE" w:bidi="sw_KE"/>
         </w:rPr>
         <w:t xml:space="preserve">; </w:t>
       </w:r>
-      <w:hyperlink r:id="rId87">
-        <w:r>
-          <w:rPr>
-            <w:lang w:val="sw_KE" w:bidi="sw_KE"/>
-          </w:rPr>
-          <w:rPr>
-            <w:color w:val="0000EE"/>
-            <w:u w:val="single"/>
-          </w:rPr>
-          <w:t>13:10–22</w:t>
-        </w:r>
-      </w:hyperlink>
+      <w:r>
+        <w:rPr>
+          <w:lang w:val="sw_KE" w:bidi="sw_KE"/>
+        </w:rPr>
+        <w:t>13:10–22</w:t>
+      </w:r>
       <w:r>
         <w:rPr>
           <w:lang w:val="sw_KE" w:bidi="sw_KE"/>
